--- a/az/discovery-articles/3.7 Soyutma texnologiyası.docx
+++ b/az/discovery-articles/3.7 Soyutma texnologiyası.docx
@@ -4,549 +4,363 @@
   <w:body>
     <w:p>
       <w:pPr>
-        <w:keepNext/>
-        <w:spacing w:before="280" w:after="120"/>
+        <w:pStyle w:val="Title"/>
+        <w:widowControl/>
       </w:pPr>
       <w:r>
-        <w:rPr>
-          <w:rFonts w:ascii="Calibri" w:hAnsi="Calibri" w:eastAsia="Calibri"/>
-          <w:b/>
-          <w:i w:val="0"/>
-          <w:color w:val="004E8C"/>
-          <w:sz w:val="44"/>
-        </w:rPr>
         <w:t>3.7 Soyutma texnologiyası</w:t>
       </w:r>
     </w:p>
     <w:p>
       <w:pPr>
-        <w:spacing w:after="80"/>
+        <w:keepNext/>
+        <w:widowControl/>
       </w:pPr>
       <w:r>
         <w:rPr>
-          <w:rFonts w:ascii="Calibri" w:hAnsi="Calibri" w:eastAsia="Calibri"/>
-          <w:b w:val="0"/>
-          <w:i/>
-          <w:color w:val="505050"/>
-          <w:sz w:val="22"/>
+          <w:sz w:val="20"/>
         </w:rPr>
-        <w:t>3. Sənaye, enerji və nəqliyyat</w:t>
-      </w:r>
-    </w:p>
-    <w:p>
-      <w:pPr>
-        <w:spacing w:after="200"/>
-      </w:pPr>
-      <w:r>
-        <w:rPr>
-          <w:rFonts w:ascii="Calibri" w:hAnsi="Calibri" w:eastAsia="Calibri"/>
-          <w:b w:val="0"/>
-          <w:i/>
-          <w:sz w:val="22"/>
-        </w:rPr>
-        <w:t>Dövr: 1834-cü il (Perkinsin buxar-kompressiya dövrü patenti); 1920–1950-ci illərdən geniş istifadə | Əsas simalar: Ceykob Perkins; Karl fon Linde; Klarens Bördzay (kommersiya məqsədli dondurulmuş qida)</w:t>
-      </w:r>
-    </w:p>
-    <w:p>
-      <w:pPr>
-        <w:spacing w:after="160" w:line="276" w:lineRule="auto"/>
-      </w:pPr>
-      <w:r>
-        <w:rPr>
-          <w:rFonts w:ascii="Calibri" w:hAnsi="Calibri" w:eastAsia="Calibri"/>
-          <w:b w:val="0"/>
-          <w:i w:val="0"/>
-          <w:sz w:val="22"/>
-        </w:rPr>
-        <w:t>Soyutma texnologiyası istiliyi qida, dərman və qapalı məkanlardan kənarlaşdıraraq temperaturu aşağı salır. Mexaniki soyuducular mövsümi buz tədarükündən asılılığı azaltdı, ərzağın uzun müddət saxlanmasını və qlobal soyuq təchizat zəncirinin yaranmasını təmin etdi.</w:t>
+        <w:t>3 Sənaye enerji və nəqliyyat</w:t>
       </w:r>
     </w:p>
     <w:p>
       <w:pPr>
         <w:keepNext/>
-        <w:spacing w:before="240" w:after="120"/>
+        <w:widowControl/>
       </w:pPr>
       <w:r>
         <w:rPr>
-          <w:rFonts w:ascii="Calibri" w:hAnsi="Calibri" w:eastAsia="Calibri"/>
-          <w:b/>
-          <w:i w:val="0"/>
-          <w:color w:val="004E8C"/>
-          <w:sz w:val="28"/>
+          <w:sz w:val="20"/>
         </w:rPr>
-        <w:t>Əsas faktlar</w:t>
+        <w:t>Dövr: 1834 (Perkinsin buxar-sıxılma dövrü üçün patenti); 1920–1950-ci illərdən geniş istifadə | Əsas şəxslər: Ceykob Perkins; Karl fon Linde; Klarens Berdsay (dondurulmuş qidaların kommersiya istehsalı)</w:t>
+      </w:r>
+    </w:p>
+    <w:p>
+      <w:pPr>
+        <w:widowControl/>
+      </w:pPr>
+      <w:r>
+        <w:t>Soyutma qidanı, dərmanları və məkanları sərin saxlamaq üçün istiliyin süni yolla uzaqlaşdırılmasıdır. Mexaniki soyuducular təbii buz tədarükünü əvəz etdi və dünya miqyasında soyuq zəncirin qurulmasına imkan verdi.</w:t>
+      </w:r>
+    </w:p>
+    <w:p>
+      <w:pPr>
+        <w:pStyle w:val="Heading1"/>
+        <w:widowControl/>
+      </w:pPr>
+      <w:r>
+        <w:t>Əsas məlumatlar</w:t>
       </w:r>
     </w:p>
     <w:p>
       <w:pPr>
         <w:pStyle w:val="ListBullet"/>
+        <w:widowControl/>
       </w:pPr>
       <w:r>
-        <w:rPr>
-          <w:rFonts w:ascii="Calibri" w:hAnsi="Calibri" w:eastAsia="Calibri"/>
-          <w:b w:val="0"/>
-          <w:i w:val="0"/>
-          <w:sz w:val="22"/>
-        </w:rPr>
-        <w:t>Buxar-kompressiya üsulları XIX əsrdə inkişaf etdirilib</w:t>
+        <w:t>Buxarın sıxılmasına əsaslanan soyutma üsulları XIX əsrdə inkişaf etdirildi.</w:t>
       </w:r>
     </w:p>
     <w:p>
       <w:pPr>
         <w:pStyle w:val="ListBullet"/>
+        <w:widowControl/>
       </w:pPr>
       <w:r>
-        <w:rPr>
-          <w:rFonts w:ascii="Calibri" w:hAnsi="Calibri" w:eastAsia="Calibri"/>
-          <w:b w:val="0"/>
-          <w:i w:val="0"/>
-          <w:sz w:val="22"/>
-        </w:rPr>
-        <w:t>Ceykob Perkins 1834-cü ildə ilk buxar-kompressiya maşınlarından birinə patent alıb</w:t>
+        <w:t>Ceykob Perkins 1834-cü ildə erkən buxar-sıxılmalı qurğunu patentləşdirdi.</w:t>
       </w:r>
     </w:p>
     <w:p>
       <w:pPr>
         <w:pStyle w:val="ListBullet"/>
+        <w:widowControl/>
       </w:pPr>
       <w:r>
-        <w:rPr>
-          <w:rFonts w:ascii="Calibri" w:hAnsi="Calibri" w:eastAsia="Calibri"/>
-          <w:b w:val="0"/>
-          <w:i w:val="0"/>
-          <w:sz w:val="22"/>
-        </w:rPr>
-        <w:t>1850–1880-ci illərdə sənaye üsulu ilə buz istehsalı və soyudulmuş ət daşınması genişlənib</w:t>
+        <w:t>1850–1880-ci illərdən sənaye üsulu ilə buz istehsalı və soyudulan ət daşımaları genişləndi.</w:t>
       </w:r>
     </w:p>
     <w:p>
       <w:pPr>
         <w:pStyle w:val="ListBullet"/>
+        <w:widowControl/>
       </w:pPr>
       <w:r>
-        <w:rPr>
-          <w:rFonts w:ascii="Calibri" w:hAnsi="Calibri" w:eastAsia="Calibri"/>
-          <w:b w:val="0"/>
-          <w:i w:val="0"/>
-          <w:sz w:val="22"/>
-        </w:rPr>
-        <w:t>Elektriklə işləyən məişət soyuducuları XX əsrdə yayılıb</w:t>
+        <w:t>Məişət elektrik soyuducuları XX əsrdə yayıldı.</w:t>
       </w:r>
     </w:p>
     <w:p>
       <w:pPr>
         <w:pStyle w:val="ListBullet"/>
+        <w:widowControl/>
       </w:pPr>
       <w:r>
-        <w:rPr>
-          <w:rFonts w:ascii="Calibri" w:hAnsi="Calibri" w:eastAsia="Calibri"/>
-          <w:b w:val="0"/>
-          <w:i w:val="0"/>
-          <w:sz w:val="22"/>
-        </w:rPr>
-        <w:t>Peyvəndlər və bir çox dərman bu gün də etibarlı soyuq zəncirdən asılıdır</w:t>
+        <w:t>Peyvəndlər və bir çox dərman bu gün də etibarlı soyuq zəncirdən asılıdır.</w:t>
       </w:r>
     </w:p>
     <w:p>
       <w:pPr>
-        <w:keepNext/>
-        <w:spacing w:before="240" w:after="120"/>
+        <w:pStyle w:val="Heading1"/>
+        <w:widowControl/>
       </w:pPr>
       <w:r>
-        <w:rPr>
-          <w:rFonts w:ascii="Calibri" w:hAnsi="Calibri" w:eastAsia="Calibri"/>
-          <w:b/>
-          <w:i w:val="0"/>
-          <w:color w:val="004E8C"/>
-          <w:sz w:val="28"/>
-        </w:rPr>
-        <w:t>Bu nədir və necə işləyir?</w:t>
+        <w:t>Bu nədir</w:t>
       </w:r>
     </w:p>
     <w:p>
       <w:pPr>
-        <w:spacing w:after="160" w:line="276" w:lineRule="auto"/>
+        <w:widowControl/>
       </w:pPr>
       <w:r>
-        <w:rPr>
-          <w:rFonts w:ascii="Calibri" w:hAnsi="Calibri" w:eastAsia="Calibri"/>
-          <w:b w:val="0"/>
-          <w:i w:val="0"/>
-          <w:sz w:val="22"/>
-        </w:rPr>
-        <w:t>Soyutma qutunun və ya otağın daxilini ətraf mühitdən daha soyuq saxlamaq üçün istiliyi oradan kənara daşımaq üsuludur. Soyuducuların əksəriyyətində qapalı dövr işləyir: maye buxarlanaraq istiliyi udur, sıxılır və həmin istiliyi çöldə sərbəst buraxır. Kondisioner də eyni prinsipi otağa tətbiq edir. Soyuq qaba tökülən maddə deyil; o, istiliyin kənarlaşdırılması nəticəsində yaranır — qayığın içinə dolan suyu çıxarıb oranı quru saxlamaq kimi.</w:t>
+        <w:t>Soyuducu bir qutudan və ya otaqdan istiliyi çıxararaq içərini ətraf mühitdən daha soyuq saxlayır. Əksər soyuducularda xüsusi maddə dövr edir: buxarlanarkən istilik udur, sıxılır və götürdüyü istiliyi çölə verir. Kondisioner eyni prinsipi otağa tətbiq edir. Soyuqluq içəri tökülən maddə deyil; nəticə istiliyin çıxarılmasıdır. Bunu qayığın içini daha quru saxlamaq üçün suyu boşaltmağa bənzətmək olar.</w:t>
       </w:r>
     </w:p>
     <w:p>
       <w:pPr>
-        <w:keepNext/>
-        <w:spacing w:before="240" w:after="120"/>
+        <w:pStyle w:val="Heading1"/>
+        <w:widowControl/>
       </w:pPr>
       <w:r>
-        <w:rPr>
-          <w:rFonts w:ascii="Calibri" w:hAnsi="Calibri" w:eastAsia="Calibri"/>
-          <w:b/>
-          <w:i w:val="0"/>
-          <w:color w:val="004E8C"/>
-          <w:sz w:val="28"/>
-        </w:rPr>
-        <w:t>Kim kəşf və ya ixtira edib?</w:t>
+        <w:t>Kim kəşf edib və ya yaradıb</w:t>
       </w:r>
     </w:p>
     <w:p>
       <w:pPr>
-        <w:spacing w:after="160" w:line="276" w:lineRule="auto"/>
+        <w:widowControl/>
       </w:pPr>
       <w:r>
-        <w:rPr>
-          <w:rFonts w:ascii="Calibri" w:hAnsi="Calibri" w:eastAsia="Calibri"/>
-          <w:b w:val="0"/>
-          <w:i w:val="0"/>
-          <w:sz w:val="22"/>
-        </w:rPr>
-        <w:t>Təbii buzdan və zirzəmilərdən qədim dövrlərdən istifadə olunub, mexaniki soyutma isə müasir dövrün nailiyyətidir. Britaniyada çalışan amerikalı Ceykob Perkins 1834-cü ildə buxar-kompressiya maşınına patent aldı. Ceyms Harrison və başqa mühəndislər XIX əsrin ortalarında kommersiya məqsədli buz istehsalı qurğuları və pivə zavodları üçün soyutma sistemləri hazırladılar. Karl fon Linde sonradan ammonyakla işləyən sistemləri təkmilləşdirdi. Müxtəlif şirkətlərin 1910–1930-cu illərdə istehsal etdiyi elektrik soyuducuları fabrik texnologiyasını mətbəxə gətirdi.</w:t>
+        <w:t>Təbii buz və zirzəmilər qədimdən məlumdur, mexaniki soyutma isə yeni dövrün texnologiyasıdır. Britaniyada işləyən amerikalı Ceykob Perkins 1834-cü ildə buxar-sıxılmalı maşını patentləşdirdi. XIX əsrin ortalarında Ceyms Harrison və başqaları buz istehsalı və pivə istehsalı üçün kommersiya qurğuları hazırladılar. Karl fon Linde sonralar ammonyakla işləyən sistemləri təkmilləşdirdi. 1910–1930-cu illərdə müxtəlif şirkətlərin məişət elektrik soyuducuları sənayedəki bu imkanı mətbəxə gətirdi.</w:t>
       </w:r>
     </w:p>
     <w:p>
       <w:pPr>
-        <w:keepNext/>
-        <w:spacing w:before="240" w:after="120"/>
+        <w:pStyle w:val="Heading1"/>
+        <w:widowControl/>
       </w:pPr>
       <w:r>
-        <w:rPr>
-          <w:rFonts w:ascii="Calibri" w:hAnsi="Calibri" w:eastAsia="Calibri"/>
-          <w:b/>
-          <w:i w:val="0"/>
-          <w:color w:val="004E8C"/>
-          <w:sz w:val="28"/>
-        </w:rPr>
-        <w:t>Nə vaxt və necə yaranıb?</w:t>
+        <w:t>Nə vaxt və necə yaranıb</w:t>
       </w:r>
     </w:p>
     <w:p>
       <w:pPr>
-        <w:spacing w:after="160" w:line="276" w:lineRule="auto"/>
+        <w:widowControl/>
       </w:pPr>
       <w:r>
-        <w:rPr>
-          <w:rFonts w:ascii="Calibri" w:hAnsi="Calibri" w:eastAsia="Calibri"/>
-          <w:b w:val="0"/>
-          <w:i w:val="0"/>
-          <w:sz w:val="22"/>
-        </w:rPr>
-        <w:t>Bu inkişafı pivə, ət və böyüyən şəhər həyatı sürətləndirirdi: göllərdən toplanan buz çirkli idi, yalnız müəyyən fəsildə əldə olunurdu və isti iqlimlərdə çatışmırdı. Əti dondura bilən gəmilər Argentina, Avstraliya və Yeni Zelandiyanı Avropa bazarları ilə əlaqələndirdi. Yeni istilik elmi olan termodinamika, daha yaxşı nasoslar və kip birləşmələr maşınların etibarlı işləməsinə imkan verdi. Bir vaxtlar dəbdəbə sayılan soyutma tədricən zəruri infrastruktura çevrildi.</w:t>
+        <w:t>Əsas tələbat pivə, ət və şəhər həyatı ilə bağlı idi. Göllərdən götürülən buz çirkli ola bilərdi, mövsümdən asılı idi və isti iqlimdə az tapılırdı. Əti dondura bilən gəmilər Argentina, Avstraliya və Yeni Zelandiyanı Avropa bazarları ilə bağladı. İstilik haqqında yeni elm olan termodinamika, daha yaxşı nasoslar və kip birləşmələr maşınları etibarlı etdi. Əvvəllər dəbdəbə sayılan imkan infrastruktura çevrildi.</w:t>
       </w:r>
     </w:p>
     <w:p>
       <w:pPr>
-        <w:keepNext/>
-        <w:spacing w:before="240" w:after="120"/>
+        <w:pStyle w:val="Heading1"/>
+        <w:widowControl/>
       </w:pPr>
       <w:r>
-        <w:rPr>
-          <w:rFonts w:ascii="Calibri" w:hAnsi="Calibri" w:eastAsia="Calibri"/>
-          <w:b/>
-          <w:i w:val="0"/>
-          <w:color w:val="004E8C"/>
-          <w:sz w:val="28"/>
-        </w:rPr>
-        <w:t>Elmi əhəmiyyəti</w:t>
+        <w:t>Elm üçün əhəmiyyəti</w:t>
       </w:r>
     </w:p>
     <w:p>
       <w:pPr>
-        <w:spacing w:after="160" w:line="276" w:lineRule="auto"/>
+        <w:widowControl/>
       </w:pPr>
       <w:r>
-        <w:rPr>
-          <w:rFonts w:ascii="Calibri" w:hAnsi="Calibri" w:eastAsia="Calibri"/>
-          <w:b w:val="0"/>
-          <w:i w:val="0"/>
-          <w:sz w:val="22"/>
-        </w:rPr>
-        <w:t>Soyutma tətbiqi termodinamikadır: istiliyi «yuxarıya», soyuq mühitdən isti mühitə daşımaq üçün enerji sərf olunur. Bu texnologiya qida mikrobiologiyasını praktik sahəyə çevirdi, çünki aşağı temperaturda bakteriyalar daha yavaş çoxalır. Sonralar xlorftorkarbon tərkibli soyuducu qazların rahat, lakin ozon qatına zərərli olduğu aşkar edildi və kimya yenidən dəyişməli oldu. Soyuducu faydalı maşının planet miqyasında gizli bədəli ola biləcəyini xatırladır.</w:t>
+        <w:t>Soyutma termodinamikanın tətbiqidir: istiliyi soyuq mühitdən isti mühitə ötürmək üçün enerji sərf olunur. Aşağı temperaturda bakteriyaların daha yavaş çoxalması qida mikrobiologiyasının praktik istifadəsini də genişləndirdi. Sonralar rahat soyuducu maddələr kimi istifadə olunan xlorflüorkarbonlar ozon təbəqəsinə zərər vurduğundan kimyəvi həllər yenidən dəyişdirilməli oldu. Soyuducu faydalı maşının gizli ekoloji bədəlinin də ola biləcəyini göstərir.</w:t>
       </w:r>
     </w:p>
     <w:p>
       <w:pPr>
-        <w:keepNext/>
-        <w:spacing w:before="240" w:after="120"/>
+        <w:pStyle w:val="Heading1"/>
+        <w:widowControl/>
       </w:pPr>
       <w:r>
-        <w:rPr>
-          <w:rFonts w:ascii="Calibri" w:hAnsi="Calibri" w:eastAsia="Calibri"/>
-          <w:b/>
-          <w:i w:val="0"/>
-          <w:color w:val="004E8C"/>
-          <w:sz w:val="28"/>
-        </w:rPr>
         <w:t>Sonrakı inkişafa təsiri</w:t>
       </w:r>
     </w:p>
     <w:p>
       <w:pPr>
-        <w:spacing w:after="160" w:line="276" w:lineRule="auto"/>
+        <w:widowControl/>
       </w:pPr>
       <w:r>
-        <w:rPr>
-          <w:rFonts w:ascii="Calibri" w:hAnsi="Calibri" w:eastAsia="Calibri"/>
-          <w:b w:val="0"/>
-          <w:i w:val="0"/>
-          <w:sz w:val="22"/>
-        </w:rPr>
-        <w:t>Supermarketlər, dondurulmuş qidalar və ilboyu müxtəlif ərzaqla qidalanma soyuq zəncirdən — fermadan mağazaya qədər bir-birinə bağlı soyuducular silsiləsindən — asılıdır. Xəstəxanalar qanı və peyvəndləri də eyni üsulla saxlayır. Evi qızdırmaq üçün çöldəki havadan istilik çəkən istilik nasosları bu texnologiyanın davamçısıdır. Məlumat mərkəzlərində də oxşar soyutma sistemləri işlədilir. Soyutma texnologiyası müasir logistikanın gözə görünməyən dayaqlarından biridir.</w:t>
+        <w:t>Supermarketlər, dondurulmuş qidalar və ilboyu müxtəlif ərzaqla qidalanmaq təsərrüfatdan mağazaya qədər soyutmanın davam etdiyi soyuq zəncirə əsaslanır. Xəstəxanalar qanı və peyvəndləri də bu yolla saxlayır. Xarici havadan istilik götürüb evi qızdıra bilən istilik nasosları həmin texnologiyanın davamıdır. Məlumat mərkəzlərində də əlaqəli soyutma üsulları işlədilir. Müasir logistikanın arxasında çox vaxt gözə görünməyən bu sistem dayanır.</w:t>
       </w:r>
     </w:p>
     <w:p>
       <w:pPr>
-        <w:keepNext/>
-        <w:spacing w:before="240" w:after="120"/>
+        <w:pStyle w:val="Heading1"/>
+        <w:widowControl/>
       </w:pPr>
       <w:r>
-        <w:rPr>
-          <w:rFonts w:ascii="Calibri" w:hAnsi="Calibri" w:eastAsia="Calibri"/>
-          <w:b/>
-          <w:i w:val="0"/>
-          <w:color w:val="004E8C"/>
-          <w:sz w:val="28"/>
-        </w:rPr>
-        <w:t>İnsan həyatını necə dəyişdi?</w:t>
+        <w:t>İnsan həyatını necə dəyişib</w:t>
       </w:r>
     </w:p>
     <w:p>
       <w:pPr>
-        <w:spacing w:after="160" w:line="276" w:lineRule="auto"/>
+        <w:widowControl/>
       </w:pPr>
       <w:r>
-        <w:rPr>
-          <w:rFonts w:ascii="Calibri" w:hAnsi="Calibri" w:eastAsia="Calibri"/>
-          <w:b w:val="0"/>
-          <w:i w:val="0"/>
-          <w:sz w:val="22"/>
-        </w:rPr>
-        <w:t>Ailələr daha az qida israf etdi və daha müxtəlif ərzaqla qidalana bildi. Fermerlər məhsullarını uzaq şəhərlərdə sata bildilər. Südün təzə saxlanması körpələrin sağlamlığını yaxşılaşdırdı. Enerji sərfiyyatı artdı, ənənəvi mövsümi qidalanmanın bəzi formaları isə zəiflədi. Soyuducu mətbəxin vaxt qaydasını dəyişdi: yemək artıq heyvan kəsiləndən və ya məhsul yığılandan dərhal sonra hazırlanmalı deyildi. Gündəlik həyatda sakit, lakin dərin inqilab məhz budur.</w:t>
+        <w:t>Ailələr daha az qida itirməyə və daha müxtəlif qidalanmağa başladılar. Fermerlər uzaq şəhərlərə məhsul sata bildilər. Südün təzə qalması körpələrin sağlamlığına kömək etdi. Eyni zamanda enerji sərfi artdı, bəzi ənənəvi mövsümi qidalanma vərdişləri zəiflədi. Yeməyi artıq heyvan kəsildikdən və ya məhsul yığıldıqdan dərhal sonrakı gün hazırlamaq məcburiyyəti yox idi. Soyutma gündəlik həyatın vaxt qaydasını sakitcə dəyişdirdi.</w:t>
       </w:r>
     </w:p>
     <w:p>
       <w:pPr>
-        <w:keepNext/>
-        <w:spacing w:before="240" w:after="120"/>
+        <w:pStyle w:val="Heading1"/>
+        <w:widowControl/>
       </w:pPr>
       <w:r>
-        <w:rPr>
-          <w:rFonts w:ascii="Calibri" w:hAnsi="Calibri" w:eastAsia="Calibri"/>
-          <w:b/>
-          <w:i w:val="0"/>
-          <w:color w:val="004E8C"/>
-          <w:sz w:val="28"/>
-        </w:rPr>
         <w:t>Mənbələr və istinadlar</w:t>
       </w:r>
     </w:p>
     <w:p>
       <w:pPr>
-        <w:keepNext/>
-        <w:spacing w:before="240" w:after="120"/>
+        <w:pStyle w:val="Heading2"/>
+        <w:widowControl/>
       </w:pPr>
       <w:r>
         <w:rPr>
-          <w:rFonts w:ascii="Calibri" w:hAnsi="Calibri" w:eastAsia="Calibri"/>
-          <w:b/>
-          <w:i w:val="0"/>
-          <w:color w:val="004E8C"/>
-          <w:sz w:val="24"/>
+          <w:sz w:val="20"/>
         </w:rPr>
-        <w:t>C. Təşkilatların materialları və ensiklopedik mənbələr</w:t>
+        <w:t>C Qurumların materialları və ensiklopedik mənbələr</w:t>
       </w:r>
     </w:p>
     <w:p>
       <w:pPr>
-        <w:spacing w:after="80"/>
-        <w:ind w:left="360"/>
+        <w:widowControl/>
       </w:pPr>
       <w:r>
         <w:rPr>
-          <w:rFonts w:ascii="Calibri" w:hAnsi="Calibri" w:eastAsia="Calibri"/>
-          <w:b w:val="0"/>
-          <w:i w:val="0"/>
-          <w:sz w:val="22"/>
+          <w:sz w:val="20"/>
         </w:rPr>
-        <w:t>1. Encyclopaedia Britannica. “Refrigeration” (“Soyutma texnologiyası”).</w:t>
-      </w:r>
-      <w:r>
-        <w:rPr>
-          <w:rFonts w:ascii="Calibri" w:hAnsi="Calibri" w:eastAsia="Calibri"/>
-          <w:b w:val="0"/>
-          <w:i w:val="0"/>
-          <w:sz w:val="22"/>
-        </w:rPr>
-        <w:t xml:space="preserve"> </w:t>
+        <w:t xml:space="preserve">1. Encyclopaedia Britannica. 'Refrigeration.' </w:t>
       </w:r>
       <w:hyperlink r:id="rId9">
         <w:r>
           <w:rPr>
-            <w:rFonts w:ascii="Calibri" w:hAnsi="Calibri" w:eastAsia="Calibri"/>
-            <w:b w:val="0"/>
-            <w:i w:val="0"/>
-            <w:sz w:val="22"/>
-            <w:color w:val="0563C1"/>
-            <w:u w:val="single"/>
+            <w:sz w:val="20"/>
           </w:rPr>
           <w:t>https://www.britannica.com/technology/refrigeration</w:t>
         </w:r>
       </w:hyperlink>
+      <w:r>
+        <w:rPr>
+          <w:sz w:val="20"/>
+        </w:rPr>
+      </w:r>
     </w:p>
     <w:p>
       <w:pPr>
-        <w:spacing w:after="80"/>
-        <w:ind w:left="360"/>
+        <w:widowControl/>
       </w:pPr>
       <w:r>
         <w:rPr>
-          <w:rFonts w:ascii="Calibri" w:hAnsi="Calibri" w:eastAsia="Calibri"/>
-          <w:b w:val="0"/>
-          <w:i w:val="0"/>
-          <w:sz w:val="22"/>
+          <w:sz w:val="20"/>
         </w:rPr>
-        <w:t>2. World Health Organization. Peyvənd təchizatı və soyuq zəncir materialları.</w:t>
-      </w:r>
-      <w:r>
-        <w:rPr>
-          <w:rFonts w:ascii="Calibri" w:hAnsi="Calibri" w:eastAsia="Calibri"/>
-          <w:b w:val="0"/>
-          <w:i w:val="0"/>
-          <w:sz w:val="22"/>
-        </w:rPr>
-        <w:t xml:space="preserve"> </w:t>
+        <w:t xml:space="preserve">2. World Health Organization. Immunization supply chain and cold chain resources. </w:t>
       </w:r>
       <w:hyperlink r:id="rId10">
         <w:r>
           <w:rPr>
-            <w:rFonts w:ascii="Calibri" w:hAnsi="Calibri" w:eastAsia="Calibri"/>
-            <w:b w:val="0"/>
-            <w:i w:val="0"/>
-            <w:sz w:val="22"/>
-            <w:color w:val="0563C1"/>
-            <w:u w:val="single"/>
+            <w:sz w:val="20"/>
           </w:rPr>
           <w:t>https://www.who.int/teams/immunization-vaccines-and-biologicals</w:t>
         </w:r>
       </w:hyperlink>
-    </w:p>
-    <w:p>
-      <w:pPr>
-        <w:keepNext/>
-        <w:spacing w:before="240" w:after="120"/>
-      </w:pPr>
       <w:r>
         <w:rPr>
-          <w:rFonts w:ascii="Calibri" w:hAnsi="Calibri" w:eastAsia="Calibri"/>
-          <w:b/>
-          <w:i w:val="0"/>
-          <w:color w:val="004E8C"/>
-          <w:sz w:val="24"/>
+          <w:sz w:val="20"/>
         </w:rPr>
-        <w:t>D. Muzey, arxiv və kitabxana materialları</w:t>
       </w:r>
     </w:p>
     <w:p>
       <w:pPr>
-        <w:spacing w:after="80"/>
-        <w:ind w:left="360"/>
+        <w:pStyle w:val="Heading2"/>
+        <w:widowControl/>
       </w:pPr>
       <w:r>
         <w:rPr>
-          <w:rFonts w:ascii="Calibri" w:hAnsi="Calibri" w:eastAsia="Calibri"/>
-          <w:b w:val="0"/>
-          <w:i w:val="0"/>
-          <w:sz w:val="22"/>
+          <w:sz w:val="20"/>
         </w:rPr>
-        <w:t>1. Science Museum (London). Məişət soyuducuları və sənaye üsulu ilə buz istehsalı.</w:t>
+        <w:t>D Muzey arxiv və kitabxana materialları</w:t>
       </w:r>
+    </w:p>
+    <w:p>
+      <w:pPr>
+        <w:widowControl/>
+      </w:pPr>
       <w:r>
         <w:rPr>
-          <w:rFonts w:ascii="Calibri" w:hAnsi="Calibri" w:eastAsia="Calibri"/>
-          <w:b w:val="0"/>
-          <w:i w:val="0"/>
-          <w:sz w:val="22"/>
+          <w:sz w:val="20"/>
         </w:rPr>
-        <w:t xml:space="preserve"> </w:t>
+        <w:t xml:space="preserve">1. Science Museum (London). Domestic refrigerators and industrial ice-making. </w:t>
       </w:r>
       <w:hyperlink r:id="rId11">
         <w:r>
           <w:rPr>
-            <w:rFonts w:ascii="Calibri" w:hAnsi="Calibri" w:eastAsia="Calibri"/>
-            <w:b w:val="0"/>
-            <w:i w:val="0"/>
-            <w:sz w:val="22"/>
-            <w:color w:val="0563C1"/>
-            <w:u w:val="single"/>
+            <w:sz w:val="20"/>
           </w:rPr>
           <w:t>https://www.sciencemuseum.org.uk/objects-and-stories</w:t>
         </w:r>
       </w:hyperlink>
-    </w:p>
-    <w:p>
-      <w:pPr>
-        <w:keepNext/>
-        <w:spacing w:before="240" w:after="120"/>
-      </w:pPr>
       <w:r>
         <w:rPr>
-          <w:rFonts w:ascii="Calibri" w:hAnsi="Calibri" w:eastAsia="Calibri"/>
-          <w:b/>
-          <w:i w:val="0"/>
-          <w:color w:val="004E8C"/>
-          <w:sz w:val="24"/>
+          <w:sz w:val="20"/>
         </w:rPr>
-        <w:t>J. Mətbuat, populyar elmi və ümumi məlumat mənbələri</w:t>
       </w:r>
     </w:p>
     <w:p>
       <w:pPr>
-        <w:spacing w:after="80"/>
-        <w:ind w:left="360"/>
+        <w:pStyle w:val="Heading2"/>
+        <w:widowControl/>
       </w:pPr>
       <w:r>
         <w:rPr>
-          <w:rFonts w:ascii="Calibri" w:hAnsi="Calibri" w:eastAsia="Calibri"/>
-          <w:b w:val="0"/>
-          <w:i w:val="0"/>
-          <w:sz w:val="22"/>
+          <w:sz w:val="20"/>
         </w:rPr>
-        <w:t>1. Smithsonian Magazine. “Keep It Cool: How the Refrigerator Changed Everything” (“Soyuq saxlayın: soyuducu hər şeyi necə dəyişdi”).</w:t>
+        <w:t>J Mətbuat elmi kütləvi nəşrlər və ümumi mənbələr</w:t>
       </w:r>
+    </w:p>
+    <w:p>
+      <w:pPr>
+        <w:widowControl/>
+      </w:pPr>
       <w:r>
         <w:rPr>
-          <w:rFonts w:ascii="Calibri" w:hAnsi="Calibri" w:eastAsia="Calibri"/>
-          <w:b w:val="0"/>
-          <w:i w:val="0"/>
-          <w:sz w:val="22"/>
+          <w:sz w:val="20"/>
         </w:rPr>
-        <w:t xml:space="preserve"> </w:t>
+        <w:t xml:space="preserve">1. Smithsonian Magazine. 'Keep It Cool: How the Refrigerator Changed Everything.' </w:t>
       </w:r>
       <w:hyperlink r:id="rId12">
         <w:r>
           <w:rPr>
-            <w:rFonts w:ascii="Calibri" w:hAnsi="Calibri" w:eastAsia="Calibri"/>
-            <w:b w:val="0"/>
-            <w:i w:val="0"/>
-            <w:sz w:val="22"/>
-            <w:color w:val="0563C1"/>
-            <w:u w:val="single"/>
+            <w:sz w:val="20"/>
           </w:rPr>
           <w:t>https://www.smithsonianmag.com/innovation/keep-it-cool-how-refrigerator-changed-everything-180949007/</w:t>
         </w:r>
       </w:hyperlink>
+      <w:r>
+        <w:rPr>
+          <w:sz w:val="20"/>
+        </w:rPr>
+      </w:r>
     </w:p>
     <w:sectPr>
-      <w:pgSz w:w="12240" w:h="15840"/>
-      <w:pgMar w:top="1296" w:right="1440" w:bottom="1296" w:left="1440" w:header="720" w:footer="720" w:gutter="0"/>
+      <w:footerReference w:type="default" r:id="rId13"/>
+      <w:pgSz w:w="11906" w:h="16838"/>
+      <w:pgMar w:top="1020" w:right="1134" w:bottom="1020" w:left="1134" w:header="720" w:footer="720" w:gutter="0"/>
       <w:cols w:space="720"/>
       <w:docGrid w:linePitch="360"/>
     </w:sectPr>
   </w:body>
 </w:document>
+</file>
+
+<file path=word/footer1.xml><?xml version="1.0" encoding="utf-8"?>
+<w:ftr xmlns:m="http://schemas.openxmlformats.org/officeDocument/2006/math" xmlns:mc="http://schemas.openxmlformats.org/markup-compatibility/2006" xmlns:mo="http://schemas.microsoft.com/office/mac/office/2008/main" xmlns:mv="urn:schemas-microsoft-com:mac:vml" xmlns:o="urn:schemas-microsoft-com:office:office" xmlns:r="http://schemas.openxmlformats.org/officeDocument/2006/relationships" xmlns:v="urn:schemas-microsoft-com:vml" xmlns:w10="urn:schemas-microsoft-com:office:word" xmlns:w14="http://schemas.microsoft.com/office/word/2010/wordml" xmlns:w="http://schemas.openxmlformats.org/wordprocessingml/2006/main" xmlns:wne="http://schemas.microsoft.com/office/word/2006/wordml" xmlns:wp14="http://schemas.microsoft.com/office/word/2010/wordprocessingDrawing" xmlns:wp="http://schemas.openxmlformats.org/drawingml/2006/wordprocessingDrawing" xmlns:wpc="http://schemas.microsoft.com/office/word/2010/wordprocessingCanvas" xmlns:wpg="http://schemas.microsoft.com/office/word/2010/wordprocessingGroup" xmlns:wpi="http://schemas.microsoft.com/office/word/2010/wordprocessingInk" xmlns:wps="http://schemas.microsoft.com/office/word/2010/wordprocessingShape" mc:Ignorable="w14 wp14">
+  <w:p>
+    <w:pPr>
+      <w:pStyle w:val="Footer"/>
+      <w:jc w:val="right"/>
+    </w:pPr>
+    <w:fldSimple w:instr="PAGE"/>
+  </w:p>
+</w:ftr>
 </file>
 
 <file path=word/numbering.xml><?xml version="1.0" encoding="utf-8"?>
@@ -757,7 +571,7 @@
   <w:docDefaults>
     <w:rPrDefault>
       <w:rPr>
-        <w:rFonts w:asciiTheme="minorHAnsi" w:eastAsiaTheme="minorEastAsia" w:hAnsiTheme="minorHAnsi" w:cstheme="minorBidi"/>
+        <w:rFonts/>
         <w:sz w:val="22"/>
         <w:szCs w:val="22"/>
         <w:lang w:val="en-US" w:eastAsia="en-US" w:bidi="ar-SA"/>
@@ -912,6 +726,15 @@
     <w:name w:val="Normal"/>
     <w:qFormat/>
     <w:rsid w:val="00FC693F"/>
+    <w:pPr>
+      <w:spacing w:after="120" w:line="259" w:lineRule="auto"/>
+    </w:pPr>
+    <w:rPr>
+      <w:rFonts w:ascii="Times New Roman" w:hAnsi="Times New Roman"/>
+      <w:color w:val="000000"/>
+      <w:sz w:val="24"/>
+      <w:lang w:val="az-Latn-AZ"/>
+    </w:rPr>
   </w:style>
   <w:style w:type="paragraph" w:styleId="Header">
     <w:name w:val="header"/>
@@ -968,16 +791,17 @@
     <w:pPr>
       <w:keepNext/>
       <w:keepLines/>
-      <w:spacing w:before="480" w:after="0"/>
+      <w:spacing w:before="480" w:after="120" w:line="259" w:lineRule="auto"/>
       <w:outlineLvl w:val="0"/>
     </w:pPr>
     <w:rPr>
-      <w:rFonts w:asciiTheme="majorHAnsi" w:eastAsiaTheme="majorEastAsia" w:hAnsiTheme="majorHAnsi" w:cstheme="majorBidi"/>
+      <w:rFonts w:ascii="Times New Roman" w:hAnsi="Times New Roman"/>
       <w:b/>
       <w:bCs/>
-      <w:color w:val="365F91" w:themeColor="accent1" w:themeShade="BF"/>
-      <w:sz w:val="28"/>
+      <w:color w:val="000000"/>
+      <w:sz w:val="26"/>
       <w:szCs w:val="28"/>
+      <w:lang w:val="az-Latn-AZ"/>
     </w:rPr>
   </w:style>
   <w:style w:type="paragraph" w:styleId="Heading2">
@@ -992,16 +816,17 @@
     <w:pPr>
       <w:keepNext/>
       <w:keepLines/>
-      <w:spacing w:before="200" w:after="0"/>
+      <w:spacing w:before="200" w:after="120" w:line="259" w:lineRule="auto"/>
       <w:outlineLvl w:val="1"/>
     </w:pPr>
     <w:rPr>
-      <w:rFonts w:asciiTheme="majorHAnsi" w:eastAsiaTheme="majorEastAsia" w:hAnsiTheme="majorHAnsi" w:cstheme="majorBidi"/>
+      <w:rFonts w:ascii="Times New Roman" w:hAnsi="Times New Roman"/>
       <w:b/>
       <w:bCs/>
-      <w:color w:val="4F81BD" w:themeColor="accent1"/>
+      <w:color w:val="000000"/>
       <w:sz w:val="26"/>
       <w:szCs w:val="26"/>
+      <w:lang w:val="az-Latn-AZ"/>
     </w:rPr>
   </w:style>
   <w:style w:type="paragraph" w:styleId="Heading3">
@@ -1020,7 +845,7 @@
       <w:outlineLvl w:val="2"/>
     </w:pPr>
     <w:rPr>
-      <w:rFonts w:asciiTheme="majorHAnsi" w:eastAsiaTheme="majorEastAsia" w:hAnsiTheme="majorHAnsi" w:cstheme="majorBidi"/>
+      <w:rFonts/>
       <w:b/>
       <w:bCs/>
       <w:color w:val="4F81BD" w:themeColor="accent1"/>
@@ -1043,7 +868,7 @@
       <w:outlineLvl w:val="3"/>
     </w:pPr>
     <w:rPr>
-      <w:rFonts w:asciiTheme="majorHAnsi" w:eastAsiaTheme="majorEastAsia" w:hAnsiTheme="majorHAnsi" w:cstheme="majorBidi"/>
+      <w:rFonts/>
       <w:b/>
       <w:bCs/>
       <w:i/>
@@ -1068,7 +893,7 @@
       <w:outlineLvl w:val="4"/>
     </w:pPr>
     <w:rPr>
-      <w:rFonts w:asciiTheme="majorHAnsi" w:eastAsiaTheme="majorEastAsia" w:hAnsiTheme="majorHAnsi" w:cstheme="majorBidi"/>
+      <w:rFonts/>
       <w:color w:val="243F60" w:themeColor="accent1" w:themeShade="7F"/>
     </w:rPr>
   </w:style>
@@ -1089,7 +914,7 @@
       <w:outlineLvl w:val="5"/>
     </w:pPr>
     <w:rPr>
-      <w:rFonts w:asciiTheme="majorHAnsi" w:eastAsiaTheme="majorEastAsia" w:hAnsiTheme="majorHAnsi" w:cstheme="majorBidi"/>
+      <w:rFonts/>
       <w:i/>
       <w:iCs/>
       <w:color w:val="243F60" w:themeColor="accent1" w:themeShade="7F"/>
@@ -1112,7 +937,7 @@
       <w:outlineLvl w:val="6"/>
     </w:pPr>
     <w:rPr>
-      <w:rFonts w:asciiTheme="majorHAnsi" w:eastAsiaTheme="majorEastAsia" w:hAnsiTheme="majorHAnsi" w:cstheme="majorBidi"/>
+      <w:rFonts/>
       <w:i/>
       <w:iCs/>
       <w:color w:val="404040" w:themeColor="text1" w:themeTint="BF"/>
@@ -1135,7 +960,7 @@
       <w:outlineLvl w:val="7"/>
     </w:pPr>
     <w:rPr>
-      <w:rFonts w:asciiTheme="majorHAnsi" w:eastAsiaTheme="majorEastAsia" w:hAnsiTheme="majorHAnsi" w:cstheme="majorBidi"/>
+      <w:rFonts/>
       <w:color w:val="4F81BD" w:themeColor="accent1"/>
       <w:sz w:val="20"/>
       <w:szCs w:val="20"/>
@@ -1158,7 +983,7 @@
       <w:outlineLvl w:val="8"/>
     </w:pPr>
     <w:rPr>
-      <w:rFonts w:asciiTheme="majorHAnsi" w:eastAsiaTheme="majorEastAsia" w:hAnsiTheme="majorHAnsi" w:cstheme="majorBidi"/>
+      <w:rFonts/>
       <w:i/>
       <w:iCs/>
       <w:color w:val="404040" w:themeColor="text1" w:themeTint="BF"/>
@@ -1209,7 +1034,7 @@
     <w:uiPriority w:val="9"/>
     <w:rsid w:val="00FC693F"/>
     <w:rPr>
-      <w:rFonts w:asciiTheme="majorHAnsi" w:eastAsiaTheme="majorEastAsia" w:hAnsiTheme="majorHAnsi" w:cstheme="majorBidi"/>
+      <w:rFonts/>
       <w:b/>
       <w:bCs/>
       <w:color w:val="365F91" w:themeColor="accent1" w:themeShade="BF"/>
@@ -1224,7 +1049,7 @@
     <w:uiPriority w:val="9"/>
     <w:rsid w:val="00FC693F"/>
     <w:rPr>
-      <w:rFonts w:asciiTheme="majorHAnsi" w:eastAsiaTheme="majorEastAsia" w:hAnsiTheme="majorHAnsi" w:cstheme="majorBidi"/>
+      <w:rFonts/>
       <w:b/>
       <w:bCs/>
       <w:color w:val="4F81BD" w:themeColor="accent1"/>
@@ -1239,7 +1064,7 @@
     <w:uiPriority w:val="9"/>
     <w:rsid w:val="00FC693F"/>
     <w:rPr>
-      <w:rFonts w:asciiTheme="majorHAnsi" w:eastAsiaTheme="majorEastAsia" w:hAnsiTheme="majorHAnsi" w:cstheme="majorBidi"/>
+      <w:rFonts/>
       <w:b/>
       <w:bCs/>
       <w:color w:val="4F81BD" w:themeColor="accent1"/>
@@ -1254,19 +1079,17 @@
     <w:qFormat/>
     <w:rsid w:val="00FC693F"/>
     <w:pPr>
-      <w:pBdr>
-        <w:bottom w:val="single" w:sz="8" w:space="4" w:color="4F81BD" w:themeColor="accent1"/>
-      </w:pBdr>
-      <w:spacing w:after="300" w:line="240" w:lineRule="auto"/>
+      <w:spacing w:after="120" w:line="259" w:lineRule="auto"/>
       <w:contextualSpacing/>
     </w:pPr>
     <w:rPr>
-      <w:rFonts w:asciiTheme="majorHAnsi" w:eastAsiaTheme="majorEastAsia" w:hAnsiTheme="majorHAnsi" w:cstheme="majorBidi"/>
-      <w:color w:val="17365D" w:themeColor="text2" w:themeShade="BF"/>
+      <w:rFonts w:ascii="Times New Roman" w:hAnsi="Times New Roman"/>
+      <w:color w:val="000000"/>
       <w:spacing w:val="5"/>
       <w:kern w:val="28"/>
-      <w:sz w:val="52"/>
+      <w:sz w:val="40"/>
       <w:szCs w:val="52"/>
+      <w:lang w:val="az-Latn-AZ"/>
     </w:rPr>
   </w:style>
   <w:style w:type="character" w:customStyle="1" w:styleId="TitleChar">
@@ -1276,7 +1099,7 @@
     <w:uiPriority w:val="10"/>
     <w:rsid w:val="00FC693F"/>
     <w:rPr>
-      <w:rFonts w:asciiTheme="majorHAnsi" w:eastAsiaTheme="majorEastAsia" w:hAnsiTheme="majorHAnsi" w:cstheme="majorBidi"/>
+      <w:rFonts/>
       <w:color w:val="17365D" w:themeColor="text2" w:themeShade="BF"/>
       <w:spacing w:val="5"/>
       <w:kern w:val="28"/>
@@ -1298,7 +1121,7 @@
       </w:numPr>
     </w:pPr>
     <w:rPr>
-      <w:rFonts w:asciiTheme="majorHAnsi" w:eastAsiaTheme="majorEastAsia" w:hAnsiTheme="majorHAnsi" w:cstheme="majorBidi"/>
+      <w:rFonts/>
       <w:i/>
       <w:iCs/>
       <w:color w:val="4F81BD" w:themeColor="accent1"/>
@@ -1314,7 +1137,7 @@
     <w:uiPriority w:val="11"/>
     <w:rsid w:val="00FC693F"/>
     <w:rPr>
-      <w:rFonts w:asciiTheme="majorHAnsi" w:eastAsiaTheme="majorEastAsia" w:hAnsiTheme="majorHAnsi" w:cstheme="majorBidi"/>
+      <w:rFonts/>
       <w:i/>
       <w:iCs/>
       <w:color w:val="4F81BD" w:themeColor="accent1"/>
@@ -1439,8 +1262,15 @@
       <w:numPr>
         <w:numId w:val="1"/>
       </w:numPr>
+      <w:spacing w:after="120" w:line="259" w:lineRule="auto"/>
       <w:contextualSpacing/>
     </w:pPr>
+    <w:rPr>
+      <w:rFonts w:ascii="Times New Roman" w:hAnsi="Times New Roman"/>
+      <w:color w:val="000000"/>
+      <w:sz w:val="24"/>
+      <w:lang w:val="az-Latn-AZ"/>
+    </w:rPr>
   </w:style>
   <w:style w:type="paragraph" w:styleId="ListBullet2">
     <w:name w:val="List Bullet 2"/>
@@ -1612,7 +1442,7 @@
     <w:semiHidden/>
     <w:rsid w:val="00FC693F"/>
     <w:rPr>
-      <w:rFonts w:asciiTheme="majorHAnsi" w:eastAsiaTheme="majorEastAsia" w:hAnsiTheme="majorHAnsi" w:cstheme="majorBidi"/>
+      <w:rFonts/>
       <w:b/>
       <w:bCs/>
       <w:i/>
@@ -1628,7 +1458,7 @@
     <w:semiHidden/>
     <w:rsid w:val="00FC693F"/>
     <w:rPr>
-      <w:rFonts w:asciiTheme="majorHAnsi" w:eastAsiaTheme="majorEastAsia" w:hAnsiTheme="majorHAnsi" w:cstheme="majorBidi"/>
+      <w:rFonts/>
       <w:color w:val="243F60" w:themeColor="accent1" w:themeShade="7F"/>
     </w:rPr>
   </w:style>
@@ -1640,7 +1470,7 @@
     <w:semiHidden/>
     <w:rsid w:val="00FC693F"/>
     <w:rPr>
-      <w:rFonts w:asciiTheme="majorHAnsi" w:eastAsiaTheme="majorEastAsia" w:hAnsiTheme="majorHAnsi" w:cstheme="majorBidi"/>
+      <w:rFonts/>
       <w:i/>
       <w:iCs/>
       <w:color w:val="243F60" w:themeColor="accent1" w:themeShade="7F"/>
@@ -1654,7 +1484,7 @@
     <w:semiHidden/>
     <w:rsid w:val="00FC693F"/>
     <w:rPr>
-      <w:rFonts w:asciiTheme="majorHAnsi" w:eastAsiaTheme="majorEastAsia" w:hAnsiTheme="majorHAnsi" w:cstheme="majorBidi"/>
+      <w:rFonts/>
       <w:i/>
       <w:iCs/>
       <w:color w:val="404040" w:themeColor="text1" w:themeTint="BF"/>
@@ -1668,7 +1498,7 @@
     <w:semiHidden/>
     <w:rsid w:val="00FC693F"/>
     <w:rPr>
-      <w:rFonts w:asciiTheme="majorHAnsi" w:eastAsiaTheme="majorEastAsia" w:hAnsiTheme="majorHAnsi" w:cstheme="majorBidi"/>
+      <w:rFonts/>
       <w:color w:val="4F81BD" w:themeColor="accent1"/>
       <w:sz w:val="20"/>
       <w:szCs w:val="20"/>
@@ -1682,7 +1512,7 @@
     <w:semiHidden/>
     <w:rsid w:val="00FC693F"/>
     <w:rPr>
-      <w:rFonts w:asciiTheme="majorHAnsi" w:eastAsiaTheme="majorEastAsia" w:hAnsiTheme="majorHAnsi" w:cstheme="majorBidi"/>
+      <w:rFonts/>
       <w:i/>
       <w:iCs/>
       <w:color w:val="404040" w:themeColor="text1" w:themeTint="BF"/>
@@ -1741,9 +1571,6 @@
     <w:qFormat/>
     <w:rsid w:val="00FC693F"/>
     <w:pPr>
-      <w:pBdr>
-        <w:bottom w:val="single" w:sz="4" w:space="4" w:color="4F81BD" w:themeColor="accent1"/>
-      </w:pBdr>
       <w:spacing w:before="200" w:after="280"/>
       <w:ind w:left="936" w:right="936"/>
     </w:pPr>
@@ -3271,7 +3098,7 @@
         <w:spacing w:before="0" w:after="0" w:line="240" w:lineRule="auto"/>
       </w:pPr>
       <w:rPr>
-        <w:rFonts w:asciiTheme="majorHAnsi" w:eastAsiaTheme="majorEastAsia" w:hAnsiTheme="majorHAnsi" w:cstheme="majorBidi"/>
+        <w:rFonts/>
         <w:b/>
         <w:bCs/>
       </w:rPr>
@@ -3292,7 +3119,7 @@
         <w:spacing w:before="0" w:after="0" w:line="240" w:lineRule="auto"/>
       </w:pPr>
       <w:rPr>
-        <w:rFonts w:asciiTheme="majorHAnsi" w:eastAsiaTheme="majorEastAsia" w:hAnsiTheme="majorHAnsi" w:cstheme="majorBidi"/>
+        <w:rFonts/>
         <w:b/>
         <w:bCs/>
       </w:rPr>
@@ -3310,14 +3137,14 @@
     </w:tblStylePr>
     <w:tblStylePr w:type="firstCol">
       <w:rPr>
-        <w:rFonts w:asciiTheme="majorHAnsi" w:eastAsiaTheme="majorEastAsia" w:hAnsiTheme="majorHAnsi" w:cstheme="majorBidi"/>
+        <w:rFonts/>
         <w:b/>
         <w:bCs/>
       </w:rPr>
     </w:tblStylePr>
     <w:tblStylePr w:type="lastCol">
       <w:rPr>
-        <w:rFonts w:asciiTheme="majorHAnsi" w:eastAsiaTheme="majorEastAsia" w:hAnsiTheme="majorHAnsi" w:cstheme="majorBidi"/>
+        <w:rFonts/>
         <w:b/>
         <w:bCs/>
       </w:rPr>
@@ -3401,7 +3228,7 @@
         <w:spacing w:before="0" w:after="0" w:line="240" w:lineRule="auto"/>
       </w:pPr>
       <w:rPr>
-        <w:rFonts w:asciiTheme="majorHAnsi" w:eastAsiaTheme="majorEastAsia" w:hAnsiTheme="majorHAnsi" w:cstheme="majorBidi"/>
+        <w:rFonts/>
         <w:b/>
         <w:bCs/>
       </w:rPr>
@@ -3422,7 +3249,7 @@
         <w:spacing w:before="0" w:after="0" w:line="240" w:lineRule="auto"/>
       </w:pPr>
       <w:rPr>
-        <w:rFonts w:asciiTheme="majorHAnsi" w:eastAsiaTheme="majorEastAsia" w:hAnsiTheme="majorHAnsi" w:cstheme="majorBidi"/>
+        <w:rFonts/>
         <w:b/>
         <w:bCs/>
       </w:rPr>
@@ -3440,14 +3267,14 @@
     </w:tblStylePr>
     <w:tblStylePr w:type="firstCol">
       <w:rPr>
-        <w:rFonts w:asciiTheme="majorHAnsi" w:eastAsiaTheme="majorEastAsia" w:hAnsiTheme="majorHAnsi" w:cstheme="majorBidi"/>
+        <w:rFonts/>
         <w:b/>
         <w:bCs/>
       </w:rPr>
     </w:tblStylePr>
     <w:tblStylePr w:type="lastCol">
       <w:rPr>
-        <w:rFonts w:asciiTheme="majorHAnsi" w:eastAsiaTheme="majorEastAsia" w:hAnsiTheme="majorHAnsi" w:cstheme="majorBidi"/>
+        <w:rFonts/>
         <w:b/>
         <w:bCs/>
       </w:rPr>
@@ -3531,7 +3358,7 @@
         <w:spacing w:before="0" w:after="0" w:line="240" w:lineRule="auto"/>
       </w:pPr>
       <w:rPr>
-        <w:rFonts w:asciiTheme="majorHAnsi" w:eastAsiaTheme="majorEastAsia" w:hAnsiTheme="majorHAnsi" w:cstheme="majorBidi"/>
+        <w:rFonts/>
         <w:b/>
         <w:bCs/>
       </w:rPr>
@@ -3552,7 +3379,7 @@
         <w:spacing w:before="0" w:after="0" w:line="240" w:lineRule="auto"/>
       </w:pPr>
       <w:rPr>
-        <w:rFonts w:asciiTheme="majorHAnsi" w:eastAsiaTheme="majorEastAsia" w:hAnsiTheme="majorHAnsi" w:cstheme="majorBidi"/>
+        <w:rFonts/>
         <w:b/>
         <w:bCs/>
       </w:rPr>
@@ -3570,14 +3397,14 @@
     </w:tblStylePr>
     <w:tblStylePr w:type="firstCol">
       <w:rPr>
-        <w:rFonts w:asciiTheme="majorHAnsi" w:eastAsiaTheme="majorEastAsia" w:hAnsiTheme="majorHAnsi" w:cstheme="majorBidi"/>
+        <w:rFonts/>
         <w:b/>
         <w:bCs/>
       </w:rPr>
     </w:tblStylePr>
     <w:tblStylePr w:type="lastCol">
       <w:rPr>
-        <w:rFonts w:asciiTheme="majorHAnsi" w:eastAsiaTheme="majorEastAsia" w:hAnsiTheme="majorHAnsi" w:cstheme="majorBidi"/>
+        <w:rFonts/>
         <w:b/>
         <w:bCs/>
       </w:rPr>
@@ -3661,7 +3488,7 @@
         <w:spacing w:before="0" w:after="0" w:line="240" w:lineRule="auto"/>
       </w:pPr>
       <w:rPr>
-        <w:rFonts w:asciiTheme="majorHAnsi" w:eastAsiaTheme="majorEastAsia" w:hAnsiTheme="majorHAnsi" w:cstheme="majorBidi"/>
+        <w:rFonts/>
         <w:b/>
         <w:bCs/>
       </w:rPr>
@@ -3682,7 +3509,7 @@
         <w:spacing w:before="0" w:after="0" w:line="240" w:lineRule="auto"/>
       </w:pPr>
       <w:rPr>
-        <w:rFonts w:asciiTheme="majorHAnsi" w:eastAsiaTheme="majorEastAsia" w:hAnsiTheme="majorHAnsi" w:cstheme="majorBidi"/>
+        <w:rFonts/>
         <w:b/>
         <w:bCs/>
       </w:rPr>
@@ -3700,14 +3527,14 @@
     </w:tblStylePr>
     <w:tblStylePr w:type="firstCol">
       <w:rPr>
-        <w:rFonts w:asciiTheme="majorHAnsi" w:eastAsiaTheme="majorEastAsia" w:hAnsiTheme="majorHAnsi" w:cstheme="majorBidi"/>
+        <w:rFonts/>
         <w:b/>
         <w:bCs/>
       </w:rPr>
     </w:tblStylePr>
     <w:tblStylePr w:type="lastCol">
       <w:rPr>
-        <w:rFonts w:asciiTheme="majorHAnsi" w:eastAsiaTheme="majorEastAsia" w:hAnsiTheme="majorHAnsi" w:cstheme="majorBidi"/>
+        <w:rFonts/>
         <w:b/>
         <w:bCs/>
       </w:rPr>
@@ -3791,7 +3618,7 @@
         <w:spacing w:before="0" w:after="0" w:line="240" w:lineRule="auto"/>
       </w:pPr>
       <w:rPr>
-        <w:rFonts w:asciiTheme="majorHAnsi" w:eastAsiaTheme="majorEastAsia" w:hAnsiTheme="majorHAnsi" w:cstheme="majorBidi"/>
+        <w:rFonts/>
         <w:b/>
         <w:bCs/>
       </w:rPr>
@@ -3812,7 +3639,7 @@
         <w:spacing w:before="0" w:after="0" w:line="240" w:lineRule="auto"/>
       </w:pPr>
       <w:rPr>
-        <w:rFonts w:asciiTheme="majorHAnsi" w:eastAsiaTheme="majorEastAsia" w:hAnsiTheme="majorHAnsi" w:cstheme="majorBidi"/>
+        <w:rFonts/>
         <w:b/>
         <w:bCs/>
       </w:rPr>
@@ -3830,14 +3657,14 @@
     </w:tblStylePr>
     <w:tblStylePr w:type="firstCol">
       <w:rPr>
-        <w:rFonts w:asciiTheme="majorHAnsi" w:eastAsiaTheme="majorEastAsia" w:hAnsiTheme="majorHAnsi" w:cstheme="majorBidi"/>
+        <w:rFonts/>
         <w:b/>
         <w:bCs/>
       </w:rPr>
     </w:tblStylePr>
     <w:tblStylePr w:type="lastCol">
       <w:rPr>
-        <w:rFonts w:asciiTheme="majorHAnsi" w:eastAsiaTheme="majorEastAsia" w:hAnsiTheme="majorHAnsi" w:cstheme="majorBidi"/>
+        <w:rFonts/>
         <w:b/>
         <w:bCs/>
       </w:rPr>
@@ -3921,7 +3748,7 @@
         <w:spacing w:before="0" w:after="0" w:line="240" w:lineRule="auto"/>
       </w:pPr>
       <w:rPr>
-        <w:rFonts w:asciiTheme="majorHAnsi" w:eastAsiaTheme="majorEastAsia" w:hAnsiTheme="majorHAnsi" w:cstheme="majorBidi"/>
+        <w:rFonts/>
         <w:b/>
         <w:bCs/>
       </w:rPr>
@@ -3942,7 +3769,7 @@
         <w:spacing w:before="0" w:after="0" w:line="240" w:lineRule="auto"/>
       </w:pPr>
       <w:rPr>
-        <w:rFonts w:asciiTheme="majorHAnsi" w:eastAsiaTheme="majorEastAsia" w:hAnsiTheme="majorHAnsi" w:cstheme="majorBidi"/>
+        <w:rFonts/>
         <w:b/>
         <w:bCs/>
       </w:rPr>
@@ -3960,14 +3787,14 @@
     </w:tblStylePr>
     <w:tblStylePr w:type="firstCol">
       <w:rPr>
-        <w:rFonts w:asciiTheme="majorHAnsi" w:eastAsiaTheme="majorEastAsia" w:hAnsiTheme="majorHAnsi" w:cstheme="majorBidi"/>
+        <w:rFonts/>
         <w:b/>
         <w:bCs/>
       </w:rPr>
     </w:tblStylePr>
     <w:tblStylePr w:type="lastCol">
       <w:rPr>
-        <w:rFonts w:asciiTheme="majorHAnsi" w:eastAsiaTheme="majorEastAsia" w:hAnsiTheme="majorHAnsi" w:cstheme="majorBidi"/>
+        <w:rFonts/>
         <w:b/>
         <w:bCs/>
       </w:rPr>
@@ -4051,7 +3878,7 @@
         <w:spacing w:before="0" w:after="0" w:line="240" w:lineRule="auto"/>
       </w:pPr>
       <w:rPr>
-        <w:rFonts w:asciiTheme="majorHAnsi" w:eastAsiaTheme="majorEastAsia" w:hAnsiTheme="majorHAnsi" w:cstheme="majorBidi"/>
+        <w:rFonts/>
         <w:b/>
         <w:bCs/>
       </w:rPr>
@@ -4072,7 +3899,7 @@
         <w:spacing w:before="0" w:after="0" w:line="240" w:lineRule="auto"/>
       </w:pPr>
       <w:rPr>
-        <w:rFonts w:asciiTheme="majorHAnsi" w:eastAsiaTheme="majorEastAsia" w:hAnsiTheme="majorHAnsi" w:cstheme="majorBidi"/>
+        <w:rFonts/>
         <w:b/>
         <w:bCs/>
       </w:rPr>
@@ -4090,14 +3917,14 @@
     </w:tblStylePr>
     <w:tblStylePr w:type="firstCol">
       <w:rPr>
-        <w:rFonts w:asciiTheme="majorHAnsi" w:eastAsiaTheme="majorEastAsia" w:hAnsiTheme="majorHAnsi" w:cstheme="majorBidi"/>
+        <w:rFonts/>
         <w:b/>
         <w:bCs/>
       </w:rPr>
     </w:tblStylePr>
     <w:tblStylePr w:type="lastCol">
       <w:rPr>
-        <w:rFonts w:asciiTheme="majorHAnsi" w:eastAsiaTheme="majorEastAsia" w:hAnsiTheme="majorHAnsi" w:cstheme="majorBidi"/>
+        <w:rFonts/>
         <w:b/>
         <w:bCs/>
       </w:rPr>
@@ -5962,7 +5789,7 @@
     </w:tblPr>
     <w:tblStylePr w:type="firstRow">
       <w:rPr>
-        <w:rFonts w:asciiTheme="majorHAnsi" w:eastAsiaTheme="majorEastAsia" w:hAnsiTheme="majorHAnsi" w:cstheme="majorBidi"/>
+        <w:rFonts/>
       </w:rPr>
       <w:tblPr/>
       <w:tcPr>
@@ -6046,7 +5873,7 @@
     </w:tblPr>
     <w:tblStylePr w:type="firstRow">
       <w:rPr>
-        <w:rFonts w:asciiTheme="majorHAnsi" w:eastAsiaTheme="majorEastAsia" w:hAnsiTheme="majorHAnsi" w:cstheme="majorBidi"/>
+        <w:rFonts/>
       </w:rPr>
       <w:tblPr/>
       <w:tcPr>
@@ -6130,7 +5957,7 @@
     </w:tblPr>
     <w:tblStylePr w:type="firstRow">
       <w:rPr>
-        <w:rFonts w:asciiTheme="majorHAnsi" w:eastAsiaTheme="majorEastAsia" w:hAnsiTheme="majorHAnsi" w:cstheme="majorBidi"/>
+        <w:rFonts/>
       </w:rPr>
       <w:tblPr/>
       <w:tcPr>
@@ -6214,7 +6041,7 @@
     </w:tblPr>
     <w:tblStylePr w:type="firstRow">
       <w:rPr>
-        <w:rFonts w:asciiTheme="majorHAnsi" w:eastAsiaTheme="majorEastAsia" w:hAnsiTheme="majorHAnsi" w:cstheme="majorBidi"/>
+        <w:rFonts/>
       </w:rPr>
       <w:tblPr/>
       <w:tcPr>
@@ -6298,7 +6125,7 @@
     </w:tblPr>
     <w:tblStylePr w:type="firstRow">
       <w:rPr>
-        <w:rFonts w:asciiTheme="majorHAnsi" w:eastAsiaTheme="majorEastAsia" w:hAnsiTheme="majorHAnsi" w:cstheme="majorBidi"/>
+        <w:rFonts/>
       </w:rPr>
       <w:tblPr/>
       <w:tcPr>
@@ -6382,7 +6209,7 @@
     </w:tblPr>
     <w:tblStylePr w:type="firstRow">
       <w:rPr>
-        <w:rFonts w:asciiTheme="majorHAnsi" w:eastAsiaTheme="majorEastAsia" w:hAnsiTheme="majorHAnsi" w:cstheme="majorBidi"/>
+        <w:rFonts/>
       </w:rPr>
       <w:tblPr/>
       <w:tcPr>
@@ -6466,7 +6293,7 @@
     </w:tblPr>
     <w:tblStylePr w:type="firstRow">
       <w:rPr>
-        <w:rFonts w:asciiTheme="majorHAnsi" w:eastAsiaTheme="majorEastAsia" w:hAnsiTheme="majorHAnsi" w:cstheme="majorBidi"/>
+        <w:rFonts/>
       </w:rPr>
       <w:tblPr/>
       <w:tcPr>
@@ -6531,7 +6358,7 @@
       <w:spacing w:after="0" w:line="240" w:lineRule="auto"/>
     </w:pPr>
     <w:rPr>
-      <w:rFonts w:asciiTheme="majorHAnsi" w:eastAsiaTheme="majorEastAsia" w:hAnsiTheme="majorHAnsi" w:cstheme="majorBidi"/>
+      <w:rFonts/>
       <w:color w:val="000000" w:themeColor="text1"/>
     </w:rPr>
     <w:tblPr>
@@ -6659,7 +6486,7 @@
       <w:spacing w:after="0" w:line="240" w:lineRule="auto"/>
     </w:pPr>
     <w:rPr>
-      <w:rFonts w:asciiTheme="majorHAnsi" w:eastAsiaTheme="majorEastAsia" w:hAnsiTheme="majorHAnsi" w:cstheme="majorBidi"/>
+      <w:rFonts/>
       <w:color w:val="000000" w:themeColor="text1"/>
     </w:rPr>
     <w:tblPr>
@@ -6787,7 +6614,7 @@
       <w:spacing w:after="0" w:line="240" w:lineRule="auto"/>
     </w:pPr>
     <w:rPr>
-      <w:rFonts w:asciiTheme="majorHAnsi" w:eastAsiaTheme="majorEastAsia" w:hAnsiTheme="majorHAnsi" w:cstheme="majorBidi"/>
+      <w:rFonts/>
       <w:color w:val="000000" w:themeColor="text1"/>
     </w:rPr>
     <w:tblPr>
@@ -6915,7 +6742,7 @@
       <w:spacing w:after="0" w:line="240" w:lineRule="auto"/>
     </w:pPr>
     <w:rPr>
-      <w:rFonts w:asciiTheme="majorHAnsi" w:eastAsiaTheme="majorEastAsia" w:hAnsiTheme="majorHAnsi" w:cstheme="majorBidi"/>
+      <w:rFonts/>
       <w:color w:val="000000" w:themeColor="text1"/>
     </w:rPr>
     <w:tblPr>
@@ -7043,7 +6870,7 @@
       <w:spacing w:after="0" w:line="240" w:lineRule="auto"/>
     </w:pPr>
     <w:rPr>
-      <w:rFonts w:asciiTheme="majorHAnsi" w:eastAsiaTheme="majorEastAsia" w:hAnsiTheme="majorHAnsi" w:cstheme="majorBidi"/>
+      <w:rFonts/>
       <w:color w:val="000000" w:themeColor="text1"/>
     </w:rPr>
     <w:tblPr>
@@ -7171,7 +6998,7 @@
       <w:spacing w:after="0" w:line="240" w:lineRule="auto"/>
     </w:pPr>
     <w:rPr>
-      <w:rFonts w:asciiTheme="majorHAnsi" w:eastAsiaTheme="majorEastAsia" w:hAnsiTheme="majorHAnsi" w:cstheme="majorBidi"/>
+      <w:rFonts/>
       <w:color w:val="000000" w:themeColor="text1"/>
     </w:rPr>
     <w:tblPr>
@@ -7299,7 +7126,7 @@
       <w:spacing w:after="0" w:line="240" w:lineRule="auto"/>
     </w:pPr>
     <w:rPr>
-      <w:rFonts w:asciiTheme="majorHAnsi" w:eastAsiaTheme="majorEastAsia" w:hAnsiTheme="majorHAnsi" w:cstheme="majorBidi"/>
+      <w:rFonts/>
       <w:color w:val="000000" w:themeColor="text1"/>
     </w:rPr>
     <w:tblPr>
@@ -7938,7 +7765,7 @@
       <w:spacing w:after="0" w:line="240" w:lineRule="auto"/>
     </w:pPr>
     <w:rPr>
-      <w:rFonts w:asciiTheme="majorHAnsi" w:eastAsiaTheme="majorEastAsia" w:hAnsiTheme="majorHAnsi" w:cstheme="majorBidi"/>
+      <w:rFonts/>
       <w:color w:val="000000" w:themeColor="text1"/>
     </w:rPr>
     <w:tblPr>
@@ -8063,7 +7890,7 @@
       <w:spacing w:after="0" w:line="240" w:lineRule="auto"/>
     </w:pPr>
     <w:rPr>
-      <w:rFonts w:asciiTheme="majorHAnsi" w:eastAsiaTheme="majorEastAsia" w:hAnsiTheme="majorHAnsi" w:cstheme="majorBidi"/>
+      <w:rFonts/>
       <w:color w:val="000000" w:themeColor="text1"/>
     </w:rPr>
     <w:tblPr>
@@ -8188,7 +8015,7 @@
       <w:spacing w:after="0" w:line="240" w:lineRule="auto"/>
     </w:pPr>
     <w:rPr>
-      <w:rFonts w:asciiTheme="majorHAnsi" w:eastAsiaTheme="majorEastAsia" w:hAnsiTheme="majorHAnsi" w:cstheme="majorBidi"/>
+      <w:rFonts/>
       <w:color w:val="000000" w:themeColor="text1"/>
     </w:rPr>
     <w:tblPr>
@@ -8313,7 +8140,7 @@
       <w:spacing w:after="0" w:line="240" w:lineRule="auto"/>
     </w:pPr>
     <w:rPr>
-      <w:rFonts w:asciiTheme="majorHAnsi" w:eastAsiaTheme="majorEastAsia" w:hAnsiTheme="majorHAnsi" w:cstheme="majorBidi"/>
+      <w:rFonts/>
       <w:color w:val="000000" w:themeColor="text1"/>
     </w:rPr>
     <w:tblPr>
@@ -8438,7 +8265,7 @@
       <w:spacing w:after="0" w:line="240" w:lineRule="auto"/>
     </w:pPr>
     <w:rPr>
-      <w:rFonts w:asciiTheme="majorHAnsi" w:eastAsiaTheme="majorEastAsia" w:hAnsiTheme="majorHAnsi" w:cstheme="majorBidi"/>
+      <w:rFonts/>
       <w:color w:val="000000" w:themeColor="text1"/>
     </w:rPr>
     <w:tblPr>
@@ -8563,7 +8390,7 @@
       <w:spacing w:after="0" w:line="240" w:lineRule="auto"/>
     </w:pPr>
     <w:rPr>
-      <w:rFonts w:asciiTheme="majorHAnsi" w:eastAsiaTheme="majorEastAsia" w:hAnsiTheme="majorHAnsi" w:cstheme="majorBidi"/>
+      <w:rFonts/>
       <w:color w:val="000000" w:themeColor="text1"/>
     </w:rPr>
     <w:tblPr>
@@ -8688,7 +8515,7 @@
       <w:spacing w:after="0" w:line="240" w:lineRule="auto"/>
     </w:pPr>
     <w:rPr>
-      <w:rFonts w:asciiTheme="majorHAnsi" w:eastAsiaTheme="majorEastAsia" w:hAnsiTheme="majorHAnsi" w:cstheme="majorBidi"/>
+      <w:rFonts/>
       <w:color w:val="000000" w:themeColor="text1"/>
     </w:rPr>
     <w:tblPr>

--- a/az/discovery-articles/3.7 Soyutma texnologiyası.docx
+++ b/az/discovery-articles/3.7 Soyutma texnologiyası.docx
@@ -32,7 +32,7 @@
         <w:rPr>
           <w:sz w:val="20"/>
         </w:rPr>
-        <w:t>Dövr: 1834 (Perkinsin buxar-sıxılma dövrü üçün patenti); 1920–1950-ci illərdən geniş istifadə | Əsas şəxslər: Ceykob Perkins; Karl fon Linde; Klarens Berdsay (dondurulmuş qidaların kommersiya istehsalı)</w:t>
+        <w:t>Dövr: 1834-cü il — Perkinsin buxarın sıxılmasına əsaslanan soyutma qurğusuna aldığı patent; 1920–1950-ci illər — soyuducuların geniş yayılması | Əsas şəxslər: Ceykob Perkins; Karl fon Linde; Klarens Berdsay — dondurulmuş qidaların kommersiya istehsalı</w:t>
       </w:r>
     </w:p>
     <w:p>
@@ -40,7 +40,7 @@
         <w:widowControl/>
       </w:pPr>
       <w:r>
-        <w:t>Soyutma qidanı, dərmanları və məkanları sərin saxlamaq üçün istiliyin süni yolla uzaqlaşdırılmasıdır. Mexaniki soyuducular təbii buz tədarükünü əvəz etdi və dünya miqyasında soyuq zəncirin qurulmasına imkan verdi.</w:t>
+        <w:t>Soyutma ərzağı, dərmanları və qapalı məkanları sərin saxlamaq üçün onlardan istiliyin texniki vasitələrlə uzaqlaşdırılmasıdır. Mexaniki soyuducuların yayılması təbii buzdan asılılığı azaltdı. Məhsulları istehsal olunduğu yerdən istifadəçiyə çatanadək lazımi temperaturda saxlamaq və daşımaq mümkün oldu. Bir-birini tamamlayan bu saxlama və daşıma mərhələlərinə soyuq zəncir deyilir.</w:t>
       </w:r>
     </w:p>
     <w:p>
@@ -67,7 +67,7 @@
         <w:widowControl/>
       </w:pPr>
       <w:r>
-        <w:t>Ceykob Perkins 1834-cü ildə erkən buxar-sıxılmalı qurğunu patentləşdirdi.</w:t>
+        <w:t>Ceykob Perkins 1834-cü ildə bu prinsiplə işləyən ilk qurğulardan birini patentləşdirdi.</w:t>
       </w:r>
     </w:p>
     <w:p>
@@ -76,7 +76,7 @@
         <w:widowControl/>
       </w:pPr>
       <w:r>
-        <w:t>1850–1880-ci illərdən sənaye üsulu ilə buz istehsalı və soyudulan ət daşımaları genişləndi.</w:t>
+        <w:t>1850–1880-ci illərdə sənaye üsulu ilə buz istehsalı və ətin soyudularaq daşınması genişlənməyə başladı.</w:t>
       </w:r>
     </w:p>
     <w:p>
@@ -85,7 +85,7 @@
         <w:widowControl/>
       </w:pPr>
       <w:r>
-        <w:t>Məişət elektrik soyuducuları XX əsrdə yayıldı.</w:t>
+        <w:t>Elektriklə işləyən məişət soyuducuları XX əsrdə geniş yayıldı.</w:t>
       </w:r>
     </w:p>
     <w:p>
@@ -94,7 +94,7 @@
         <w:widowControl/>
       </w:pPr>
       <w:r>
-        <w:t>Peyvəndlər və bir çox dərman bu gün də etibarlı soyuq zəncirdən asılıdır.</w:t>
+        <w:t>Peyvəndlərin və bir çox dərmanın keyfiyyətini qorumaq üçün saxlama və daşınma zamanı tələb olunan temperatur rejiminə əməl edilməlidir.</w:t>
       </w:r>
     </w:p>
     <w:p>
@@ -103,15 +103,7 @@
         <w:widowControl/>
       </w:pPr>
       <w:r>
-        <w:t>Bu nədir</w:t>
-      </w:r>
-    </w:p>
-    <w:p>
-      <w:pPr>
-        <w:widowControl/>
-      </w:pPr>
-      <w:r>
-        <w:t>Soyuducu bir qutudan və ya otaqdan istiliyi çıxararaq içərini ətraf mühitdən daha soyuq saxlayır. Əksər soyuducularda xüsusi maddə dövr edir: buxarlanarkən istilik udur, sıxılır və götürdüyü istiliyi çölə verir. Kondisioner eyni prinsipi otağa tətbiq edir. Soyuqluq içəri tökülən maddə deyil; nəticə istiliyin çıxarılmasıdır. Bunu qayığın içini daha quru saxlamaq üçün suyu boşaltmağa bənzətmək olar.</w:t>
+        <w:t>Bu nədir?</w:t>
       </w:r>
     </w:p>
     <w:p>
@@ -120,15 +112,7 @@
         <w:widowControl/>
       </w:pPr>
       <w:r>
-        <w:t>Kim kəşf edib və ya yaradıb</w:t>
-      </w:r>
-    </w:p>
-    <w:p>
-      <w:pPr>
-        <w:widowControl/>
-      </w:pPr>
-      <w:r>
-        <w:t>Təbii buz və zirzəmilər qədimdən məlumdur, mexaniki soyutma isə yeni dövrün texnologiyasıdır. Britaniyada işləyən amerikalı Ceykob Perkins 1834-cü ildə buxar-sıxılmalı maşını patentləşdirdi. XIX əsrin ortalarında Ceyms Harrison və başqaları buz istehsalı və pivə istehsalı üçün kommersiya qurğuları hazırladılar. Karl fon Linde sonralar ammonyakla işləyən sistemləri təkmilləşdirdi. 1910–1930-cu illərdə müxtəlif şirkətlərin məişət elektrik soyuducuları sənayedəki bu imkanı mətbəxə gətirdi.</w:t>
+        <w:t>Soyuducu daxilindəki istiliyi kənara ötürərək ərzaq saxlanan bölməni və ya otağı ətraf mühitdən daha soyuq saxlayır.</w:t>
       </w:r>
     </w:p>
     <w:p>
@@ -137,15 +121,88 @@
         <w:widowControl/>
       </w:pPr>
       <w:r>
-        <w:t>Nə vaxt və necə yaranıb</w:t>
+        <w:t>Əksər soyuducularda xüsusi soyuducu maddə qapalı sistemdə dövr edir. Bu maddə buxarlanarkən içəridən istilik alır. Sonra kompressor həmin buxarı sıxır, maddə isə aldığı istiliyi soyuducudan kənara ötürür. Bu proses təkrarlandıqca içəridə aşağı temperatur saxlanır. Kondisioner də eyni prinsiplə otağın havasını soyudur.</w:t>
       </w:r>
     </w:p>
     <w:p>
       <w:pPr>
+        <w:pStyle w:val="Heading1"/>
         <w:widowControl/>
       </w:pPr>
       <w:r>
-        <w:t>Əsas tələbat pivə, ət və şəhər həyatı ilə bağlı idi. Göllərdən götürülən buz çirkli ola bilərdi, mövsümdən asılı idi və isti iqlimdə az tapılırdı. Əti dondura bilən gəmilər Argentina, Avstraliya və Yeni Zelandiyanı Avropa bazarları ilə bağladı. İstilik haqqında yeni elm olan termodinamika, daha yaxşı nasoslar və kip birləşmələr maşınları etibarlı etdi. Əvvəllər dəbdəbə sayılan imkan infrastruktura çevrildi.</w:t>
+        <w:t>Soyuducu içəriyə hansısa «soyuqluq» maddəsi vermir, oradakı istiliyi çıxarır. Bunu qayığa dolan suyun boşaldılmasına bənzətmək olar: qayığı quru saxlamaq üçün su, soyuducunu sərin saxlamaq üçün isə istilik kənarlaşdırılır.</w:t>
+      </w:r>
+    </w:p>
+    <w:p>
+      <w:pPr>
+        <w:pStyle w:val="Heading1"/>
+        <w:widowControl/>
+      </w:pPr>
+      <w:r>
+        <w:t>Kim yaradıb?</w:t>
+      </w:r>
+    </w:p>
+    <w:p>
+      <w:pPr>
+        <w:pStyle w:val="Heading1"/>
+        <w:widowControl/>
+      </w:pPr>
+      <w:r>
+        <w:t>İnsanlar ərzağı saxlamaq üçün qədimdən təbii buzdan və sərin zirzəmilərdən istifadə edirdilər. Mexaniki soyutma isə daha sonrakı dövrdə yarandı və bir çox ixtiraçının əməyi ilə inkişaf etdi.</w:t>
+      </w:r>
+    </w:p>
+    <w:p>
+      <w:pPr>
+        <w:pStyle w:val="Heading1"/>
+        <w:widowControl/>
+      </w:pPr>
+      <w:r>
+        <w:t>Britaniyada çalışan amerikalı Ceykob Perkins 1834-cü ildə buxarın sıxılmasına əsaslanan soyutma maşınını patentləşdirdi. XIX əsrin ortalarında Ceyms Harrison və başqa ixtiraçılar buz və pivə istehsalında istifadə olunan kommersiya qurğuları hazırladılar. Karl fon Linde isə sonralar ammonyakla işləyən soyutma sistemlərini təkmilləşdirdi.</w:t>
+      </w:r>
+    </w:p>
+    <w:p>
+      <w:pPr>
+        <w:pStyle w:val="Heading1"/>
+        <w:widowControl/>
+      </w:pPr>
+      <w:r>
+        <w:t>1910–1930-cu illərdə müxtəlif şirkətlər elektriklə işləyən məişət soyuducuları istehsal etməyə başladılar. Beləliklə, əvvəllər əsasən sənayedə istifadə olunan texnologiya evlərin mətbəxinə də daxil oldu. Klarens Berdsayın fəaliyyəti isə dondurulmuş qidaların kommersiya istehsalı ilə bağlı idi.</w:t>
+      </w:r>
+    </w:p>
+    <w:p>
+      <w:pPr>
+        <w:pStyle w:val="Heading1"/>
+        <w:widowControl/>
+      </w:pPr>
+      <w:r>
+        <w:t>Nə vaxt və necə yaranıb?</w:t>
+      </w:r>
+    </w:p>
+    <w:p>
+      <w:pPr>
+        <w:pStyle w:val="Heading1"/>
+        <w:widowControl/>
+      </w:pPr>
+      <w:r>
+        <w:t>Soyutma qurğularına tələbatı əsasən pivə və ət istehsalı, eləcə də böyüyən şəhərlərin ərzaq ehtiyacı artırırdı. Göllərdən tədarük edilən buzun təmizliyinə həmişə əmin olmaq mümkün deyildi. Üstəlik, buz tədarükü mövsümdən asılı idi, isti iqlimli yerlərdə isə təbii buz tapmaq çətin olurdu.</w:t>
+      </w:r>
+    </w:p>
+    <w:p>
+      <w:pPr>
+        <w:pStyle w:val="Heading1"/>
+        <w:widowControl/>
+      </w:pPr>
+      <w:r>
+        <w:t>Əti donduraraq daşıyan gəmilər Argentina, Avstraliya və Yeni Zelandiyadan Avropa bazarlarına məhsul göndərməyə imkan verdi. Beləcə, ərzağın istehsal olunduğu yerlə satıldığı yer arasındakı məsafə əvvəlki qədər maneə yaratmırdı.</w:t>
+      </w:r>
+    </w:p>
+    <w:p>
+      <w:pPr>
+        <w:pStyle w:val="Heading1"/>
+        <w:widowControl/>
+      </w:pPr>
+      <w:r>
+        <w:t>İstilik və enerji haqqında elmi biliklərin — termodinamikanın — inkişafı, nasosların təkmilləşdirilməsi və sızmanın qarşısını alan kip birləşmələr soyuducu maşınların etibarlılığını artırdı. Əvvəllər yalnız az sayda insanın və müəssisənin yararlana bildiyi soyutma imkanları tədricən ərzaq təminatının əsas vasitələrindən birinə çevrildi.</w:t>
       </w:r>
     </w:p>
     <w:p>
@@ -159,10 +216,29 @@
     </w:p>
     <w:p>
       <w:pPr>
+        <w:pStyle w:val="Heading1"/>
         <w:widowControl/>
       </w:pPr>
       <w:r>
-        <w:t>Soyutma termodinamikanın tətbiqidir: istiliyi soyuq mühitdən isti mühitə ötürmək üçün enerji sərf olunur. Aşağı temperaturda bakteriyaların daha yavaş çoxalması qida mikrobiologiyasının praktik istifadəsini də genişləndirdi. Sonralar rahat soyuducu maddələr kimi istifadə olunan xlorflüorkarbonlar ozon təbəqəsinə zərər vurduğundan kimyəvi həllər yenidən dəyişdirilməli oldu. Soyuducu faydalı maşının gizli ekoloji bədəlinin də ola biləcəyini göstərir.</w:t>
+        <w:t>Soyutma termodinamika qanunlarının praktik tətbiqidir. İstiliyi daha soyuq yerdən daha isti yerə ötürmək üçün enerji sərf etmək lazımdır. Soyuducunun işləməsi də buna əsaslanır.</w:t>
+      </w:r>
+    </w:p>
+    <w:p>
+      <w:pPr>
+        <w:pStyle w:val="Heading1"/>
+        <w:widowControl/>
+      </w:pPr>
+      <w:r>
+        <w:t>Aşağı temperaturda bakteriyaların çoxalmasının ləngiməsi haqqında biliklər ərzağın saxlanmasında geniş tətbiq olunmağa başladı. Beləliklə, soyutma texnikası ilə qidalardakı mikroorqanizmləri öyrənən qida mikrobiologiyası bir-birini tamamladı.</w:t>
+      </w:r>
+    </w:p>
+    <w:p>
+      <w:pPr>
+        <w:pStyle w:val="Heading1"/>
+        <w:widowControl/>
+      </w:pPr>
+      <w:r>
+        <w:t>Lakin soyuducu maddələrin seçilməsi yeni problemlər də ortaya çıxardı. Bir vaxtlar istifadəsi əlverişli sayılan xlorflüorkarbonların ozon qatına zərər verdiyi məlum olduqda onları başqa maddələrlə əvəz etmək lazım gəldi. Soyutmanın tarixi göstərir ki, faydalı texnologiyanın ətraf mühitə təsiri də nəzərə alınmalıdır.</w:t>
       </w:r>
     </w:p>
     <w:p>
@@ -176,10 +252,11 @@
     </w:p>
     <w:p>
       <w:pPr>
+        <w:pStyle w:val="Heading1"/>
         <w:widowControl/>
       </w:pPr>
       <w:r>
-        <w:t>Supermarketlər, dondurulmuş qidalar və ilboyu müxtəlif ərzaqla qidalanmaq təsərrüfatdan mağazaya qədər soyutmanın davam etdiyi soyuq zəncirə əsaslanır. Xəstəxanalar qanı və peyvəndləri də bu yolla saxlayır. Xarici havadan istilik götürüb evi qızdıra bilən istilik nasosları həmin texnologiyanın davamıdır. Məlumat mərkəzlərində də əlaqəli soyutma üsulları işlədilir. Müasir logistikanın arxasında çox vaxt gözə görünməyən bu sistem dayanır.</w:t>
+        <w:t>Supermarketlərdə dondurulmuş məhsulların satılması və ilboyu müxtəlif ərzağın əlçatan olması böyük ölçüdə soyuq zəncirdən asılıdır. Məhsul təsərrüfatdan mağazaya çatanadək saxlama yerlərində və nəqliyyat vasitələrində uyğun temperatur qorunmalıdır.</w:t>
       </w:r>
     </w:p>
     <w:p>
@@ -188,15 +265,52 @@
         <w:widowControl/>
       </w:pPr>
       <w:r>
-        <w:t>İnsan həyatını necə dəyişib</w:t>
+        <w:t>Xəstəxanalarda qan və peyvəndlərin saxlanmasında da temperaturun tənzimlənməsi mühüm yer tutur. Çöldəki havadan istilik alıb evi qızdıran istilik nasosları eyni texnologiyanın başqa tətbiqidir. Məlumat mərkəzlərində avadanlığın soyudulması üçün də əlaqəli üsullardan istifadə olunur.</w:t>
       </w:r>
     </w:p>
     <w:p>
       <w:pPr>
+        <w:pStyle w:val="Heading1"/>
         <w:widowControl/>
       </w:pPr>
       <w:r>
-        <w:t>Ailələr daha az qida itirməyə və daha müxtəlif qidalanmağa başladılar. Fermerlər uzaq şəhərlərə məhsul sata bildilər. Südün təzə qalması körpələrin sağlamlığına kömək etdi. Eyni zamanda enerji sərfi artdı, bəzi ənənəvi mövsümi qidalanma vərdişləri zəiflədi. Yeməyi artıq heyvan kəsildikdən və ya məhsul yığıldıqdan dərhal sonrakı gün hazırlamaq məcburiyyəti yox idi. Soyutma gündəlik həyatın vaxt qaydasını sakitcə dəyişdirdi.</w:t>
+        <w:t>Gündəlik həyatda çox vaxt diqqətimizi çəkməsə də, bu sistem malların saxlanması və daşınmasının mühüm hissəsidir.</w:t>
+      </w:r>
+    </w:p>
+    <w:p>
+      <w:pPr>
+        <w:pStyle w:val="Heading1"/>
+        <w:widowControl/>
+      </w:pPr>
+      <w:r>
+        <w:t>İnsan həyatını necə dəyişib?</w:t>
+      </w:r>
+    </w:p>
+    <w:p>
+      <w:pPr>
+        <w:pStyle w:val="Heading1"/>
+        <w:widowControl/>
+      </w:pPr>
+      <w:r>
+        <w:t>Soyuducular sayəsində evlərdə daha az ərzaq xarab olur, ailələr daha müxtəlif qidalar saxlaya bilirdilər. Fermerlər məhsullarını uzaq şəhərlərə göndərmək imkanı qazandılar. Südün təzə saxlanması körpələrin sağlamlığının qorunmasına da kömək etdi.</w:t>
+      </w:r>
+    </w:p>
+    <w:p>
+      <w:pPr>
+        <w:pStyle w:val="Heading1"/>
+        <w:widowControl/>
+      </w:pPr>
+      <w:r>
+        <w:t>Bununla yanaşı, enerji sərfi artdı, bəzi ənənəvi mövsümi qidalanma vərdişləri zəiflədi. İnsanlar artıq əti və yığılmış məhsulu xarab olmadan tezliklə hazırlayıb yemək məcburiyyətində deyildilər. Ərzağı daha uzun müddət saxlamaq, alış-verişi və yemək hazırlığını əvvəlcədən planlaşdırmaq mümkün oldu.</w:t>
+      </w:r>
+    </w:p>
+    <w:p>
+      <w:pPr>
+        <w:pStyle w:val="Heading1"/>
+        <w:widowControl/>
+      </w:pPr>
+      <w:r>
+        <w:t>Beləliklə, soyuducu təkcə ərzağı saxlamaq üsulunu deyil, ev işlərinin və gündəlik həyatın təşkilini də dəyişdirdi.</w:t>
       </w:r>
     </w:p>
     <w:p>
@@ -217,7 +331,7 @@
         <w:rPr>
           <w:sz w:val="20"/>
         </w:rPr>
-        <w:t>C Qurumların materialları və ensiklopedik mənbələr</w:t>
+        <w:t>Qurumların materialları və ensiklopedik mənbələr</w:t>
       </w:r>
     </w:p>
     <w:p>
@@ -277,7 +391,7 @@
         <w:rPr>
           <w:sz w:val="20"/>
         </w:rPr>
-        <w:t>D Muzey arxiv və kitabxana materialları</w:t>
+        <w:t>Muzey arxiv və kitabxana materialları</w:t>
       </w:r>
     </w:p>
     <w:p>
@@ -313,7 +427,7 @@
         <w:rPr>
           <w:sz w:val="20"/>
         </w:rPr>
-        <w:t>J Mətbuat elmi kütləvi nəşrlər və ümumi mənbələr</w:t>
+        <w:t>Mətbuat elmi kütləvi nəşrlər və ümumi mənbələr</w:t>
       </w:r>
     </w:p>
     <w:p>
